--- a/docs/word/Tema tesis.docx
+++ b/docs/word/Tema tesis.docx
@@ -486,7 +486,7 @@
           <w:szCs w:val="24"/>
           <w:lang w:eastAsia="es-EC"/>
         </w:rPr>
-        <w:t>Sistema web para la gestión del ciclo de vida de la documentación curricular docente en instituciones de educación superior</w:t>
+        <w:t>Sistema web de gestión curricular para el Programa de Estudio de la Asignatura del Instituto Superior Tecnológico Mayor Pedro Traversari</w:t>
       </w:r>
     </w:p>
     <w:p>
@@ -1066,7 +1066,7 @@
           <w:sz w:val="24"/>
           <w:szCs w:val="24"/>
         </w:rPr>
-        <w:t>Sistema web para la gestión del ciclo de vida de la documentación curricular docente en instituciones de educación superior</w:t>
+        <w:t>Sistema web de gestión curricular para el Programa de Estudio de la Asignatura del Instituto Superior Tecnológico Mayor Pedro Traversari</w:t>
       </w:r>
     </w:p>
     <w:p>
@@ -1170,7 +1170,7 @@
         <w:rPr>
           <w:lang w:val="es-EC"/>
         </w:rPr>
-        <w:t>Desarrollar un sistema web para gestionar el ciclo de vida de la documentación curricular docente, mediante el registro inalterable y versionado de fuentes externas como referencia, su vinculación con los instrumentos institucionales y la integración de solo lectura con el sistema de gestión académica, implementando de forma completa la elaboración, revisión, aprobación y emisión del Programa de Estudio de la Asignatura.</w:t>
+        <w:t>Desarrollar un sistema web de gestión curricular para el Programa de Estudio de la Asignatura del Instituto Superior Tecnológico Mayor Pedro Traversari, mediante el registro inalterable y versionado de fuentes externas como referencia, su vinculación con los instrumentos institucionales y la integración de solo lectura con el sistema de gestión académica (SIGAFI), implementando de forma completa la elaboración, revisión, aprobación y emisión del documento oficial.</w:t>
       </w:r>
     </w:p>
     <w:p>
